--- a/大优教材定制/调整版本/秋09 第8讲欧姆定律应用 练习册 教师版.docx
+++ b/大优教材定制/调整版本/秋09 第8讲欧姆定律应用 练习册 教师版.docx
@@ -1780,9 +1780,9 @@
           <w:noProof/>
         </w:rPr>
         <w:drawing>
-          <wp:inline distT="0" distB="0" distL="0" distR="0" wp14:anchorId="50EBE66A" wp14:editId="04F36387">
-            <wp:extent cx="2867660" cy="1195070"/>
-            <wp:effectExtent l="0" t="0" r="3810" b="3175"/>
+          <wp:inline distT="0" distB="0" distL="0" distR="0" wp14:anchorId="50EBE66A" wp14:editId="1C8DEDF9">
+            <wp:extent cx="2200589" cy="917074"/>
+            <wp:effectExtent l="0" t="0" r="0" b="0"/>
             <wp:docPr id="105" name="图片24" descr="菁优网：http://www.jyeoo.com"/>
             <wp:cNvGraphicFramePr>
               <a:graphicFrameLocks xmlns:a="http://schemas.openxmlformats.org/drawingml/2006/main" noChangeAspect="1"/>
@@ -1805,7 +1805,7 @@
                   <pic:spPr>
                     <a:xfrm>
                       <a:off x="0" y="0"/>
-                      <a:ext cx="2867660" cy="1195070"/>
+                      <a:ext cx="2229599" cy="929164"/>
                     </a:xfrm>
                     <a:prstGeom prst="rect">
                       <a:avLst/>
@@ -2714,10 +2714,9 @@
         <w:rPr>
           <w:noProof/>
         </w:rPr>
-        <w:lastRenderedPageBreak/>
         <w:drawing>
-          <wp:inline distT="0" distB="0" distL="0" distR="0" wp14:anchorId="47E9B3DF" wp14:editId="6BA63A77">
-            <wp:extent cx="996950" cy="1174750"/>
+          <wp:inline distT="0" distB="0" distL="0" distR="0" wp14:anchorId="47E9B3DF" wp14:editId="2B84F242">
+            <wp:extent cx="955319" cy="1125416"/>
             <wp:effectExtent l="0" t="0" r="0" b="0"/>
             <wp:docPr id="1357" name="图片 1357" descr="C:\Users\Administrator\Desktop\2021秋季初三物理讲义-第4至12讲补充电学画图-共55幅图-吴彩霞\2021秋季初三物理讲义-第4至12讲补充电学画图-共55幅图-吴彩霞-22.png"/>
             <wp:cNvGraphicFramePr>
@@ -2748,7 +2747,7 @@
                   <pic:spPr>
                     <a:xfrm>
                       <a:off x="0" y="0"/>
-                      <a:ext cx="1011707" cy="1191844"/>
+                      <a:ext cx="971187" cy="1144109"/>
                     </a:xfrm>
                     <a:prstGeom prst="rect">
                       <a:avLst/>
@@ -2834,15 +2833,6 @@
     </w:p>
     <w:p>
       <w:pPr>
-        <w:spacing w:line="360" w:lineRule="auto"/>
-        <w:rPr>
-          <w:rFonts w:ascii="Times New Roman" w:eastAsia="新宋体" w:hAnsi="Times New Roman"/>
-          <w:szCs w:val="21"/>
-        </w:rPr>
-      </w:pPr>
-    </w:p>
-    <w:p>
-      <w:pPr>
         <w:pStyle w:val="af0"/>
         <w:ind w:left="672" w:hanging="672"/>
         <w:rPr>
@@ -2854,6 +2844,7 @@
           <w:rFonts w:eastAsia="楷体" w:hint="eastAsia"/>
           <w:noProof/>
         </w:rPr>
+        <w:lastRenderedPageBreak/>
         <w:drawing>
           <wp:anchor distT="0" distB="0" distL="0" distR="0" simplePos="0" relativeHeight="251657216" behindDoc="0" locked="0" layoutInCell="1" allowOverlap="1" wp14:anchorId="1B3A178F" wp14:editId="1EA697DA">
             <wp:simplePos x="0" y="0"/>
@@ -3456,21 +3447,6 @@
         </w:rPr>
         <w:t>D</w:t>
       </w:r>
-    </w:p>
-    <w:p>
-      <w:pPr>
-        <w:spacing w:line="360" w:lineRule="auto"/>
-        <w:ind w:leftChars="130" w:left="273"/>
-        <w:rPr>
-          <w:rFonts w:ascii="Times New Roman" w:eastAsia="新宋体" w:hAnsi="Times New Roman"/>
-          <w:szCs w:val="21"/>
-        </w:rPr>
-      </w:pPr>
-    </w:p>
-    <w:p>
-      <w:pPr>
-        <w:pStyle w:val="123"/>
-      </w:pPr>
       <w:bookmarkStart w:id="0" w:name="_Hlk73113520"/>
     </w:p>
     <w:bookmarkEnd w:id="0"/>
@@ -4065,16 +4041,6 @@
     </w:p>
     <w:p>
       <w:pPr>
-        <w:pStyle w:val="af3"/>
-      </w:pPr>
-    </w:p>
-    <w:p>
-      <w:pPr>
-        <w:pStyle w:val="af3"/>
-      </w:pPr>
-    </w:p>
-    <w:p>
-      <w:pPr>
         <w:pStyle w:val="af0"/>
         <w:ind w:left="672" w:hanging="672"/>
       </w:pPr>
@@ -4084,7 +4050,6 @@
           <w:noProof/>
           <w:lang w:val="zh-CN"/>
         </w:rPr>
-        <w:lastRenderedPageBreak/>
         <mc:AlternateContent>
           <mc:Choice Requires="wps">
             <w:drawing>
@@ -4656,35 +4621,42 @@
     <w:p>
       <w:pPr>
         <w:pStyle w:val="af3"/>
+        <w:rPr>
+          <w:color w:val="EE0000"/>
+        </w:rPr>
       </w:pPr>
       <w:r>
         <w:rPr>
           <w:rFonts w:hint="eastAsia"/>
+          <w:color w:val="EE0000"/>
         </w:rPr>
         <w:t>（</w:t>
       </w:r>
       <w:r>
         <w:rPr>
           <w:rFonts w:hint="eastAsia"/>
+          <w:color w:val="EE0000"/>
         </w:rPr>
         <w:t>1</w:t>
       </w:r>
       <w:r>
         <w:rPr>
           <w:rFonts w:hint="eastAsia"/>
+          <w:color w:val="EE0000"/>
         </w:rPr>
         <w:t>）当</w:t>
       </w:r>
       <w:r>
         <w:rPr>
           <w:rFonts w:hint="eastAsia"/>
+          <w:color w:val="EE0000"/>
         </w:rPr>
         <w:t>S</w:t>
       </w:r>
       <w:r>
         <w:rPr>
           <w:rFonts w:hint="eastAsia"/>
-          <w:color w:val="auto"/>
+          <w:color w:val="EE0000"/>
           <w:vertAlign w:val="subscript"/>
         </w:rPr>
         <w:t>1</w:t>
@@ -4692,19 +4664,21 @@
       <w:r>
         <w:rPr>
           <w:rFonts w:hint="eastAsia"/>
+          <w:color w:val="EE0000"/>
         </w:rPr>
         <w:t>、</w:t>
       </w:r>
       <w:r>
         <w:rPr>
           <w:rFonts w:hint="eastAsia"/>
+          <w:color w:val="EE0000"/>
         </w:rPr>
         <w:t>S</w:t>
       </w:r>
       <w:r>
         <w:rPr>
           <w:rFonts w:hint="eastAsia"/>
-          <w:color w:val="auto"/>
+          <w:color w:val="EE0000"/>
           <w:vertAlign w:val="subscript"/>
         </w:rPr>
         <w:t>2</w:t>
@@ -4712,19 +4686,21 @@
       <w:r>
         <w:rPr>
           <w:rFonts w:hint="eastAsia"/>
+          <w:color w:val="EE0000"/>
         </w:rPr>
         <w:t>均断开时，</w:t>
       </w:r>
       <w:r>
         <w:rPr>
           <w:rFonts w:hint="eastAsia"/>
+          <w:color w:val="EE0000"/>
         </w:rPr>
         <w:t>R</w:t>
       </w:r>
       <w:r>
         <w:rPr>
           <w:rFonts w:hint="eastAsia"/>
-          <w:color w:val="auto"/>
+          <w:color w:val="EE0000"/>
           <w:vertAlign w:val="subscript"/>
         </w:rPr>
         <w:t>2</w:t>
@@ -4732,31 +4708,35 @@
       <w:r>
         <w:rPr>
           <w:rFonts w:hint="eastAsia"/>
+          <w:color w:val="EE0000"/>
         </w:rPr>
         <w:t>两端的电压为</w:t>
       </w:r>
       <w:r>
         <w:rPr>
           <w:rFonts w:hint="eastAsia"/>
+          <w:color w:val="EE0000"/>
         </w:rPr>
         <w:t>1V</w:t>
       </w:r>
       <w:r>
         <w:rPr>
           <w:rFonts w:hint="eastAsia"/>
+          <w:color w:val="EE0000"/>
         </w:rPr>
         <w:t>，</w:t>
       </w:r>
       <w:r>
         <w:rPr>
           <w:rFonts w:hint="eastAsia"/>
+          <w:color w:val="EE0000"/>
         </w:rPr>
         <w:t>R</w:t>
       </w:r>
       <w:r>
         <w:rPr>
           <w:rFonts w:hint="eastAsia"/>
-          <w:color w:val="auto"/>
+          <w:color w:val="EE0000"/>
           <w:vertAlign w:val="subscript"/>
         </w:rPr>
         <w:t>3</w:t>
@@ -4764,18 +4744,21 @@
       <w:r>
         <w:rPr>
           <w:rFonts w:hint="eastAsia"/>
+          <w:color w:val="EE0000"/>
         </w:rPr>
         <w:t>的阻值为</w:t>
       </w:r>
       <w:r>
         <w:rPr>
           <w:rFonts w:hint="eastAsia"/>
+          <w:color w:val="EE0000"/>
         </w:rPr>
         <w:t>25</w:t>
       </w:r>
       <w:r>
         <w:rPr>
           <w:rFonts w:hint="eastAsia"/>
+          <w:color w:val="EE0000"/>
         </w:rPr>
         <w:t>Ω；</w:t>
       </w:r>
@@ -4787,19 +4770,21 @@
       <w:r>
         <w:rPr>
           <w:rFonts w:hint="eastAsia"/>
+          <w:color w:val="EE0000"/>
         </w:rPr>
         <w:t>当</w:t>
       </w:r>
       <w:r>
         <w:rPr>
           <w:rFonts w:hint="eastAsia"/>
+          <w:color w:val="EE0000"/>
         </w:rPr>
         <w:t>S</w:t>
       </w:r>
       <w:r>
         <w:rPr>
           <w:rFonts w:hint="eastAsia"/>
-          <w:color w:val="auto"/>
+          <w:color w:val="EE0000"/>
           <w:vertAlign w:val="subscript"/>
         </w:rPr>
         <w:t>1</w:t>
@@ -4807,19 +4792,21 @@
       <w:r>
         <w:rPr>
           <w:rFonts w:hint="eastAsia"/>
+          <w:color w:val="EE0000"/>
         </w:rPr>
         <w:t>、</w:t>
       </w:r>
       <w:r>
         <w:rPr>
           <w:rFonts w:hint="eastAsia"/>
+          <w:color w:val="EE0000"/>
         </w:rPr>
         <w:t>S</w:t>
       </w:r>
       <w:r>
         <w:rPr>
           <w:rFonts w:hint="eastAsia"/>
-          <w:color w:val="auto"/>
+          <w:color w:val="EE0000"/>
           <w:vertAlign w:val="subscript"/>
         </w:rPr>
         <w:t>2</w:t>
@@ -4827,19 +4814,21 @@
       <w:r>
         <w:rPr>
           <w:rFonts w:hint="eastAsia"/>
+          <w:color w:val="EE0000"/>
         </w:rPr>
         <w:t>均闭合时，</w:t>
       </w:r>
       <w:r>
         <w:rPr>
           <w:rFonts w:hint="eastAsia"/>
+          <w:color w:val="EE0000"/>
         </w:rPr>
         <w:t>R</w:t>
       </w:r>
       <w:r>
         <w:rPr>
           <w:rFonts w:hint="eastAsia"/>
-          <w:color w:val="auto"/>
+          <w:color w:val="EE0000"/>
           <w:vertAlign w:val="subscript"/>
         </w:rPr>
         <w:t>1</w:t>
@@ -4847,24 +4836,28 @@
       <w:r>
         <w:rPr>
           <w:rFonts w:hint="eastAsia"/>
+          <w:color w:val="EE0000"/>
         </w:rPr>
         <w:t>两端的电压为</w:t>
       </w:r>
       <w:r>
         <w:rPr>
           <w:rFonts w:hint="eastAsia"/>
+          <w:color w:val="EE0000"/>
         </w:rPr>
         <w:t>6V</w:t>
       </w:r>
       <w:r>
         <w:rPr>
           <w:rFonts w:hint="eastAsia"/>
+          <w:color w:val="EE0000"/>
         </w:rPr>
         <w:t>，电流表的示数为</w:t>
       </w:r>
       <w:r>
         <w:rPr>
           <w:rFonts w:hint="eastAsia"/>
+          <w:color w:val="EE0000"/>
         </w:rPr>
         <w:t>1.8A</w:t>
       </w:r>
@@ -4886,6 +4879,7 @@
           <w:noProof/>
           <w:lang w:val="zh-CN"/>
         </w:rPr>
+        <w:lastRenderedPageBreak/>
         <mc:AlternateContent>
           <mc:Choice Requires="wps">
             <w:drawing>
@@ -5453,11 +5447,14 @@
       <w:pPr>
         <w:spacing w:line="360" w:lineRule="auto"/>
         <w:ind w:leftChars="130" w:left="273" w:firstLineChars="200" w:firstLine="420"/>
+        <w:rPr>
+          <w:color w:val="EE0000"/>
+        </w:rPr>
       </w:pPr>
       <w:r>
         <w:rPr>
           <w:rFonts w:ascii="Times New Roman" w:eastAsia="楷体" w:hAnsi="Times New Roman" w:cs="Times New Roman" w:hint="eastAsia"/>
-          <w:color w:val="C00000"/>
+          <w:color w:val="EE0000"/>
           <w:szCs w:val="21"/>
         </w:rPr>
         <w:t>【答案】</w:t>
@@ -5466,35 +5463,42 @@
     <w:p>
       <w:pPr>
         <w:pStyle w:val="af3"/>
+        <w:rPr>
+          <w:color w:val="EE0000"/>
+        </w:rPr>
       </w:pPr>
       <w:r>
         <w:rPr>
           <w:rFonts w:hint="eastAsia"/>
+          <w:color w:val="EE0000"/>
         </w:rPr>
         <w:t>（</w:t>
       </w:r>
       <w:r>
         <w:rPr>
           <w:rFonts w:hint="eastAsia"/>
+          <w:color w:val="EE0000"/>
         </w:rPr>
         <w:t>1</w:t>
       </w:r>
       <w:r>
         <w:rPr>
           <w:rFonts w:hint="eastAsia"/>
+          <w:color w:val="EE0000"/>
         </w:rPr>
         <w:t>）通过电阻</w:t>
       </w:r>
       <w:r>
         <w:rPr>
           <w:rFonts w:hint="eastAsia"/>
+          <w:color w:val="EE0000"/>
         </w:rPr>
         <w:t>R</w:t>
       </w:r>
       <w:r>
         <w:rPr>
           <w:rFonts w:hint="eastAsia"/>
-          <w:color w:val="auto"/>
+          <w:color w:val="EE0000"/>
           <w:vertAlign w:val="subscript"/>
         </w:rPr>
         <w:t>1</w:t>
@@ -5502,19 +5506,21 @@
       <w:r>
         <w:rPr>
           <w:rFonts w:hint="eastAsia"/>
+          <w:color w:val="EE0000"/>
         </w:rPr>
         <w:t>的电流</w:t>
       </w:r>
       <w:r>
         <w:rPr>
           <w:rFonts w:hint="eastAsia"/>
+          <w:color w:val="EE0000"/>
         </w:rPr>
         <w:t>I</w:t>
       </w:r>
       <w:r>
         <w:rPr>
           <w:rFonts w:hint="eastAsia"/>
-          <w:color w:val="auto"/>
+          <w:color w:val="EE0000"/>
           <w:vertAlign w:val="subscript"/>
         </w:rPr>
         <w:t>1</w:t>
@@ -5522,18 +5528,21 @@
       <w:r>
         <w:rPr>
           <w:rFonts w:hint="eastAsia"/>
+          <w:color w:val="EE0000"/>
         </w:rPr>
         <w:t>为</w:t>
       </w:r>
       <w:r>
         <w:rPr>
           <w:rFonts w:hint="eastAsia"/>
+          <w:color w:val="EE0000"/>
         </w:rPr>
         <w:t>0.6A</w:t>
       </w:r>
       <w:r>
         <w:rPr>
           <w:rFonts w:hint="eastAsia"/>
+          <w:color w:val="EE0000"/>
         </w:rPr>
         <w:t>；</w:t>
       </w:r>
@@ -5541,35 +5550,42 @@
     <w:p>
       <w:pPr>
         <w:pStyle w:val="af3"/>
+        <w:rPr>
+          <w:color w:val="EE0000"/>
+        </w:rPr>
       </w:pPr>
       <w:r>
         <w:rPr>
           <w:rFonts w:hint="eastAsia"/>
+          <w:color w:val="EE0000"/>
         </w:rPr>
         <w:t>（</w:t>
       </w:r>
       <w:r>
         <w:rPr>
           <w:rFonts w:hint="eastAsia"/>
+          <w:color w:val="EE0000"/>
         </w:rPr>
         <w:t>2</w:t>
       </w:r>
       <w:r>
         <w:rPr>
           <w:rFonts w:hint="eastAsia"/>
+          <w:color w:val="EE0000"/>
         </w:rPr>
         <w:t>）滑动变阻器</w:t>
       </w:r>
       <w:r>
         <w:rPr>
           <w:rFonts w:hint="eastAsia"/>
+          <w:color w:val="EE0000"/>
         </w:rPr>
         <w:t>R</w:t>
       </w:r>
       <w:r>
         <w:rPr>
           <w:rFonts w:hint="eastAsia"/>
-          <w:color w:val="auto"/>
+          <w:color w:val="EE0000"/>
           <w:vertAlign w:val="subscript"/>
         </w:rPr>
         <w:t>2</w:t>
@@ -5577,18 +5593,21 @@
       <w:r>
         <w:rPr>
           <w:rFonts w:hint="eastAsia"/>
+          <w:color w:val="EE0000"/>
         </w:rPr>
         <w:t>连入电路的阻值为</w:t>
       </w:r>
       <w:r>
         <w:rPr>
           <w:rFonts w:hint="eastAsia"/>
+          <w:color w:val="EE0000"/>
         </w:rPr>
         <w:t>7.5</w:t>
       </w:r>
       <w:r>
         <w:rPr>
           <w:rFonts w:hint="eastAsia"/>
+          <w:color w:val="EE0000"/>
         </w:rPr>
         <w:t>Ω；</w:t>
       </w:r>
@@ -5596,34 +5615,42 @@
     <w:p>
       <w:pPr>
         <w:pStyle w:val="af3"/>
+        <w:rPr>
+          <w:color w:val="EE0000"/>
+        </w:rPr>
       </w:pPr>
       <w:r>
         <w:rPr>
           <w:rFonts w:hint="eastAsia"/>
+          <w:color w:val="EE0000"/>
         </w:rPr>
         <w:t>（</w:t>
       </w:r>
       <w:r>
         <w:rPr>
           <w:rFonts w:hint="eastAsia"/>
+          <w:color w:val="EE0000"/>
         </w:rPr>
         <w:t>3</w:t>
       </w:r>
       <w:r>
         <w:rPr>
           <w:rFonts w:hint="eastAsia"/>
+          <w:color w:val="EE0000"/>
         </w:rPr>
         <w:t>）若电源电压可变，为使电流表</w:t>
       </w:r>
       <w:r>
         <w:rPr>
           <w:rFonts w:hint="eastAsia"/>
+          <w:color w:val="EE0000"/>
         </w:rPr>
         <w:t>A</w:t>
       </w:r>
       <w:r>
         <w:rPr>
           <w:rFonts w:hint="eastAsia"/>
+          <w:color w:val="EE0000"/>
         </w:rPr>
         <w:t>的</w:t>
       </w:r>
@@ -5631,6 +5658,7 @@
       <w:r>
         <w:rPr>
           <w:rFonts w:hint="eastAsia"/>
+          <w:color w:val="EE0000"/>
         </w:rPr>
         <w:t>示数能达到</w:t>
       </w:r>
@@ -5638,51 +5666,24 @@
       <w:r>
         <w:rPr>
           <w:rFonts w:hint="eastAsia"/>
+          <w:color w:val="EE0000"/>
         </w:rPr>
         <w:t>最大，电源电压的最小值为</w:t>
       </w:r>
       <w:r>
         <w:rPr>
           <w:rFonts w:hint="eastAsia"/>
+          <w:color w:val="EE0000"/>
         </w:rPr>
         <w:t>10V</w:t>
       </w:r>
       <w:r>
         <w:rPr>
           <w:rFonts w:hint="eastAsia"/>
+          <w:color w:val="EE0000"/>
         </w:rPr>
         <w:t>。</w:t>
       </w:r>
-    </w:p>
-    <w:p>
-      <w:pPr>
-        <w:spacing w:line="360" w:lineRule="auto"/>
-        <w:ind w:leftChars="130" w:left="273"/>
-        <w:rPr>
-          <w:rFonts w:ascii="Times New Roman" w:eastAsia="新宋体" w:hAnsi="Times New Roman"/>
-          <w:szCs w:val="21"/>
-        </w:rPr>
-      </w:pPr>
-    </w:p>
-    <w:p>
-      <w:pPr>
-        <w:spacing w:line="360" w:lineRule="auto"/>
-        <w:ind w:leftChars="130" w:left="273"/>
-        <w:rPr>
-          <w:rFonts w:ascii="Times New Roman" w:eastAsia="新宋体" w:hAnsi="Times New Roman"/>
-          <w:szCs w:val="21"/>
-        </w:rPr>
-      </w:pPr>
-    </w:p>
-    <w:p>
-      <w:pPr>
-        <w:spacing w:line="360" w:lineRule="auto"/>
-        <w:ind w:leftChars="130" w:left="273"/>
-        <w:rPr>
-          <w:rFonts w:ascii="Times New Roman" w:eastAsia="新宋体" w:hAnsi="Times New Roman"/>
-          <w:szCs w:val="21"/>
-        </w:rPr>
-      </w:pPr>
     </w:p>
     <w:p>
       <w:pPr>
@@ -5697,7 +5698,6 @@
           <w:rFonts w:ascii="Times New Roman" w:eastAsiaTheme="majorEastAsia" w:hAnsi="Times New Roman" w:cs="Times New Roman"/>
           <w:noProof/>
         </w:rPr>
-        <w:lastRenderedPageBreak/>
         <mc:AlternateContent>
           <mc:Choice Requires="wpg">
             <w:drawing>
@@ -5852,27 +5852,6 @@
     </w:p>
     <w:p>
       <w:pPr>
-        <w:spacing w:line="288" w:lineRule="auto"/>
-        <w:ind w:leftChars="-100" w:left="-210"/>
-        <w:rPr>
-          <w:rFonts w:ascii="Times New Roman" w:eastAsiaTheme="majorEastAsia" w:hAnsi="Times New Roman" w:cs="Times New Roman"/>
-          <w:b/>
-          <w:bCs/>
-          <w:color w:val="0000FF"/>
-        </w:rPr>
-      </w:pPr>
-      <w:r>
-        <w:rPr>
-          <w:rFonts w:ascii="Times New Roman" w:eastAsiaTheme="majorEastAsia" w:hAnsi="Times New Roman" w:cs="Times New Roman" w:hint="eastAsia"/>
-          <w:b/>
-          <w:bCs/>
-          <w:color w:val="0000FF"/>
-        </w:rPr>
-        <w:t>范围值</w:t>
-      </w:r>
-    </w:p>
-    <w:p>
-      <w:pPr>
         <w:pStyle w:val="af0"/>
         <w:ind w:left="672" w:hanging="672"/>
       </w:pPr>
@@ -6535,6 +6514,16 @@
     </w:p>
     <w:p>
       <w:pPr>
+        <w:pStyle w:val="af3"/>
+      </w:pPr>
+    </w:p>
+    <w:p>
+      <w:pPr>
+        <w:pStyle w:val="af3"/>
+      </w:pPr>
+    </w:p>
+    <w:p>
+      <w:pPr>
         <w:pStyle w:val="af0"/>
         <w:ind w:left="672" w:hanging="672"/>
       </w:pPr>
@@ -6544,6 +6533,7 @@
           <w:noProof/>
           <w:lang w:val="zh-CN"/>
         </w:rPr>
+        <w:lastRenderedPageBreak/>
         <mc:AlternateContent>
           <mc:Choice Requires="wps">
             <w:drawing>
@@ -6821,20 +6811,20 @@
               <w:ind w:left="315" w:hangingChars="150" w:hanging="315"/>
               <w:jc w:val="center"/>
               <w:rPr>
-                <w:rFonts w:ascii="Times New Roman" w:eastAsia="楷体" w:hAnsi="Times New Roman" w:cs="Times New Roman"/>
+                <w:rFonts w:eastAsia="楷体"/>
                 <w:szCs w:val="21"/>
               </w:rPr>
             </w:pPr>
             <w:r>
               <w:rPr>
-                <w:rFonts w:ascii="Times New Roman" w:eastAsia="楷体" w:hAnsi="Times New Roman" w:cs="Times New Roman"/>
+                <w:rFonts w:eastAsia="楷体"/>
                 <w:szCs w:val="21"/>
               </w:rPr>
               <w:t>压力</w:t>
             </w:r>
             <w:r>
               <w:rPr>
-                <w:rFonts w:ascii="Times New Roman" w:eastAsia="楷体" w:hAnsi="Times New Roman" w:cs="Times New Roman"/>
+                <w:rFonts w:eastAsia="楷体"/>
                 <w:i/>
                 <w:iCs/>
                 <w:szCs w:val="21"/>
@@ -6843,7 +6833,7 @@
             </w:r>
             <w:r>
               <w:rPr>
-                <w:rFonts w:ascii="Times New Roman" w:eastAsia="楷体" w:hAnsi="Times New Roman" w:cs="Times New Roman"/>
+                <w:rFonts w:eastAsia="楷体"/>
                 <w:szCs w:val="21"/>
               </w:rPr>
               <w:t>/N</w:t>
@@ -6863,14 +6853,14 @@
               <w:ind w:left="315" w:hangingChars="150" w:hanging="315"/>
               <w:jc w:val="center"/>
               <w:rPr>
-                <w:rFonts w:ascii="Times New Roman" w:eastAsia="黑体" w:hAnsi="Times New Roman" w:cs="Times New Roman"/>
+                <w:rFonts w:eastAsia="黑体"/>
                 <w:kern w:val="0"/>
                 <w:szCs w:val="21"/>
               </w:rPr>
             </w:pPr>
             <w:r>
               <w:rPr>
-                <w:rFonts w:ascii="Times New Roman" w:eastAsia="黑体" w:hAnsi="Times New Roman" w:cs="Times New Roman"/>
+                <w:rFonts w:eastAsia="黑体"/>
                 <w:kern w:val="0"/>
                 <w:szCs w:val="21"/>
               </w:rPr>
@@ -6891,14 +6881,14 @@
               <w:ind w:left="315" w:hangingChars="150" w:hanging="315"/>
               <w:jc w:val="center"/>
               <w:rPr>
-                <w:rFonts w:ascii="Times New Roman" w:eastAsia="黑体" w:hAnsi="Times New Roman" w:cs="Times New Roman"/>
+                <w:rFonts w:eastAsia="黑体"/>
                 <w:kern w:val="0"/>
                 <w:szCs w:val="21"/>
               </w:rPr>
             </w:pPr>
             <w:r>
               <w:rPr>
-                <w:rFonts w:ascii="Times New Roman" w:eastAsia="黑体" w:hAnsi="Times New Roman" w:cs="Times New Roman"/>
+                <w:rFonts w:eastAsia="黑体"/>
                 <w:kern w:val="0"/>
                 <w:szCs w:val="21"/>
               </w:rPr>
@@ -6919,14 +6909,14 @@
               <w:ind w:left="315" w:hangingChars="150" w:hanging="315"/>
               <w:jc w:val="center"/>
               <w:rPr>
-                <w:rFonts w:ascii="Times New Roman" w:eastAsia="黑体" w:hAnsi="Times New Roman" w:cs="Times New Roman"/>
+                <w:rFonts w:eastAsia="黑体"/>
                 <w:kern w:val="0"/>
                 <w:szCs w:val="21"/>
               </w:rPr>
             </w:pPr>
             <w:r>
               <w:rPr>
-                <w:rFonts w:ascii="Times New Roman" w:eastAsia="黑体" w:hAnsi="Times New Roman" w:cs="Times New Roman"/>
+                <w:rFonts w:eastAsia="黑体"/>
                 <w:kern w:val="0"/>
                 <w:szCs w:val="21"/>
               </w:rPr>
@@ -6947,14 +6937,14 @@
               <w:ind w:left="315" w:hangingChars="150" w:hanging="315"/>
               <w:jc w:val="center"/>
               <w:rPr>
-                <w:rFonts w:ascii="Times New Roman" w:eastAsia="黑体" w:hAnsi="Times New Roman" w:cs="Times New Roman"/>
+                <w:rFonts w:eastAsia="黑体"/>
                 <w:kern w:val="0"/>
                 <w:szCs w:val="21"/>
               </w:rPr>
             </w:pPr>
             <w:r>
               <w:rPr>
-                <w:rFonts w:ascii="Times New Roman" w:eastAsia="黑体" w:hAnsi="Times New Roman" w:cs="Times New Roman"/>
+                <w:rFonts w:eastAsia="黑体"/>
                 <w:kern w:val="0"/>
                 <w:szCs w:val="21"/>
               </w:rPr>
@@ -6975,14 +6965,14 @@
               <w:ind w:left="315" w:hangingChars="150" w:hanging="315"/>
               <w:jc w:val="center"/>
               <w:rPr>
-                <w:rFonts w:ascii="Times New Roman" w:eastAsia="黑体" w:hAnsi="Times New Roman" w:cs="Times New Roman"/>
+                <w:rFonts w:eastAsia="黑体"/>
                 <w:kern w:val="0"/>
                 <w:szCs w:val="21"/>
               </w:rPr>
             </w:pPr>
             <w:r>
               <w:rPr>
-                <w:rFonts w:ascii="Times New Roman" w:eastAsia="黑体" w:hAnsi="Times New Roman" w:cs="Times New Roman"/>
+                <w:rFonts w:eastAsia="黑体"/>
                 <w:kern w:val="0"/>
                 <w:szCs w:val="21"/>
               </w:rPr>
@@ -7003,14 +6993,14 @@
               <w:ind w:left="315" w:hangingChars="150" w:hanging="315"/>
               <w:jc w:val="center"/>
               <w:rPr>
-                <w:rFonts w:ascii="Times New Roman" w:eastAsia="黑体" w:hAnsi="Times New Roman" w:cs="Times New Roman"/>
+                <w:rFonts w:eastAsia="黑体"/>
                 <w:kern w:val="0"/>
                 <w:szCs w:val="21"/>
               </w:rPr>
             </w:pPr>
             <w:r>
               <w:rPr>
-                <w:rFonts w:ascii="Times New Roman" w:eastAsia="黑体" w:hAnsi="Times New Roman" w:cs="Times New Roman"/>
+                <w:rFonts w:eastAsia="黑体"/>
                 <w:kern w:val="0"/>
                 <w:szCs w:val="21"/>
               </w:rPr>
@@ -7031,14 +7021,14 @@
               <w:ind w:left="315" w:hangingChars="150" w:hanging="315"/>
               <w:jc w:val="center"/>
               <w:rPr>
-                <w:rFonts w:ascii="Times New Roman" w:eastAsia="黑体" w:hAnsi="Times New Roman" w:cs="Times New Roman"/>
+                <w:rFonts w:eastAsia="黑体"/>
                 <w:kern w:val="0"/>
                 <w:szCs w:val="21"/>
               </w:rPr>
             </w:pPr>
             <w:r>
               <w:rPr>
-                <w:rFonts w:ascii="Times New Roman" w:eastAsia="黑体" w:hAnsi="Times New Roman" w:cs="Times New Roman"/>
+                <w:rFonts w:eastAsia="黑体"/>
                 <w:kern w:val="0"/>
                 <w:szCs w:val="21"/>
               </w:rPr>
@@ -7059,14 +7049,14 @@
               <w:ind w:left="315" w:hangingChars="150" w:hanging="315"/>
               <w:jc w:val="left"/>
               <w:rPr>
-                <w:rFonts w:ascii="Times New Roman" w:eastAsia="黑体" w:hAnsi="Times New Roman" w:cs="Times New Roman"/>
+                <w:rFonts w:eastAsia="黑体"/>
                 <w:kern w:val="0"/>
                 <w:szCs w:val="21"/>
               </w:rPr>
             </w:pPr>
             <w:r>
               <w:rPr>
-                <w:rFonts w:ascii="Times New Roman" w:eastAsia="黑体" w:hAnsi="Times New Roman" w:cs="Times New Roman"/>
+                <w:rFonts w:eastAsia="黑体"/>
                 <w:kern w:val="0"/>
                 <w:szCs w:val="21"/>
               </w:rPr>
@@ -7092,20 +7082,20 @@
               <w:ind w:left="315" w:hangingChars="150" w:hanging="315"/>
               <w:jc w:val="center"/>
               <w:rPr>
-                <w:rFonts w:ascii="Times New Roman" w:eastAsia="楷体" w:hAnsi="Times New Roman" w:cs="Times New Roman"/>
+                <w:rFonts w:eastAsia="楷体"/>
                 <w:szCs w:val="21"/>
               </w:rPr>
             </w:pPr>
             <w:r>
               <w:rPr>
-                <w:rFonts w:ascii="Times New Roman" w:eastAsia="楷体" w:hAnsi="Times New Roman" w:cs="Times New Roman"/>
+                <w:rFonts w:eastAsia="楷体"/>
                 <w:szCs w:val="21"/>
               </w:rPr>
               <w:t>电阻</w:t>
             </w:r>
             <w:r>
               <w:rPr>
-                <w:rFonts w:ascii="Times New Roman" w:eastAsia="楷体" w:hAnsi="Times New Roman" w:cs="Times New Roman"/>
+                <w:rFonts w:eastAsia="楷体"/>
                 <w:i/>
                 <w:iCs/>
                 <w:szCs w:val="21"/>
@@ -7114,7 +7104,7 @@
             </w:r>
             <w:r>
               <w:rPr>
-                <w:rFonts w:ascii="Times New Roman" w:eastAsia="楷体" w:hAnsi="Times New Roman" w:cs="Times New Roman"/>
+                <w:rFonts w:eastAsia="楷体"/>
                 <w:szCs w:val="21"/>
               </w:rPr>
               <w:t>x/Ω</w:t>
@@ -7134,14 +7124,14 @@
               <w:ind w:left="315" w:hangingChars="150" w:hanging="315"/>
               <w:jc w:val="center"/>
               <w:rPr>
-                <w:rFonts w:ascii="Times New Roman" w:eastAsia="黑体" w:hAnsi="Times New Roman" w:cs="Times New Roman"/>
+                <w:rFonts w:eastAsia="黑体"/>
                 <w:kern w:val="0"/>
                 <w:szCs w:val="21"/>
               </w:rPr>
             </w:pPr>
             <w:r>
               <w:rPr>
-                <w:rFonts w:ascii="Times New Roman" w:eastAsia="黑体" w:hAnsi="Times New Roman" w:cs="Times New Roman"/>
+                <w:rFonts w:eastAsia="黑体"/>
                 <w:kern w:val="0"/>
                 <w:szCs w:val="21"/>
               </w:rPr>
@@ -7162,14 +7152,14 @@
               <w:ind w:left="315" w:hangingChars="150" w:hanging="315"/>
               <w:jc w:val="center"/>
               <w:rPr>
-                <w:rFonts w:ascii="Times New Roman" w:eastAsia="黑体" w:hAnsi="Times New Roman" w:cs="Times New Roman"/>
+                <w:rFonts w:eastAsia="黑体"/>
                 <w:kern w:val="0"/>
                 <w:szCs w:val="21"/>
               </w:rPr>
             </w:pPr>
             <w:r>
               <w:rPr>
-                <w:rFonts w:ascii="Times New Roman" w:eastAsia="黑体" w:hAnsi="Times New Roman" w:cs="Times New Roman"/>
+                <w:rFonts w:eastAsia="黑体"/>
                 <w:kern w:val="0"/>
                 <w:szCs w:val="21"/>
               </w:rPr>
@@ -7190,14 +7180,14 @@
               <w:ind w:left="315" w:hangingChars="150" w:hanging="315"/>
               <w:jc w:val="center"/>
               <w:rPr>
-                <w:rFonts w:ascii="Times New Roman" w:eastAsia="黑体" w:hAnsi="Times New Roman" w:cs="Times New Roman"/>
+                <w:rFonts w:eastAsia="黑体"/>
                 <w:kern w:val="0"/>
                 <w:szCs w:val="21"/>
               </w:rPr>
             </w:pPr>
             <w:r>
               <w:rPr>
-                <w:rFonts w:ascii="Times New Roman" w:eastAsia="黑体" w:hAnsi="Times New Roman" w:cs="Times New Roman"/>
+                <w:rFonts w:eastAsia="黑体"/>
                 <w:kern w:val="0"/>
                 <w:szCs w:val="21"/>
               </w:rPr>
@@ -7218,14 +7208,14 @@
               <w:ind w:left="315" w:hangingChars="150" w:hanging="315"/>
               <w:jc w:val="center"/>
               <w:rPr>
-                <w:rFonts w:ascii="Times New Roman" w:eastAsia="黑体" w:hAnsi="Times New Roman" w:cs="Times New Roman"/>
+                <w:rFonts w:eastAsia="黑体"/>
                 <w:kern w:val="0"/>
                 <w:szCs w:val="21"/>
               </w:rPr>
             </w:pPr>
             <w:r>
               <w:rPr>
-                <w:rFonts w:ascii="Times New Roman" w:eastAsia="黑体" w:hAnsi="Times New Roman" w:cs="Times New Roman"/>
+                <w:rFonts w:eastAsia="黑体"/>
                 <w:kern w:val="0"/>
                 <w:szCs w:val="21"/>
               </w:rPr>
@@ -7246,14 +7236,14 @@
               <w:ind w:left="315" w:hangingChars="150" w:hanging="315"/>
               <w:jc w:val="center"/>
               <w:rPr>
-                <w:rFonts w:ascii="Times New Roman" w:eastAsia="黑体" w:hAnsi="Times New Roman" w:cs="Times New Roman"/>
+                <w:rFonts w:eastAsia="黑体"/>
                 <w:kern w:val="0"/>
                 <w:szCs w:val="21"/>
               </w:rPr>
             </w:pPr>
             <w:r>
               <w:rPr>
-                <w:rFonts w:ascii="Times New Roman" w:eastAsia="黑体" w:hAnsi="Times New Roman" w:cs="Times New Roman"/>
+                <w:rFonts w:eastAsia="黑体"/>
                 <w:kern w:val="0"/>
                 <w:szCs w:val="21"/>
               </w:rPr>
@@ -7274,14 +7264,14 @@
               <w:ind w:left="315" w:hangingChars="150" w:hanging="315"/>
               <w:jc w:val="center"/>
               <w:rPr>
-                <w:rFonts w:ascii="Times New Roman" w:eastAsia="黑体" w:hAnsi="Times New Roman" w:cs="Times New Roman"/>
+                <w:rFonts w:eastAsia="黑体"/>
                 <w:kern w:val="0"/>
                 <w:szCs w:val="21"/>
               </w:rPr>
             </w:pPr>
             <w:r>
               <w:rPr>
-                <w:rFonts w:ascii="Times New Roman" w:eastAsia="黑体" w:hAnsi="Times New Roman" w:cs="Times New Roman"/>
+                <w:rFonts w:eastAsia="黑体"/>
                 <w:kern w:val="0"/>
                 <w:szCs w:val="21"/>
               </w:rPr>
@@ -7302,14 +7292,14 @@
               <w:ind w:left="315" w:hangingChars="150" w:hanging="315"/>
               <w:jc w:val="center"/>
               <w:rPr>
-                <w:rFonts w:ascii="Times New Roman" w:eastAsia="黑体" w:hAnsi="Times New Roman" w:cs="Times New Roman"/>
+                <w:rFonts w:eastAsia="黑体"/>
                 <w:kern w:val="0"/>
                 <w:szCs w:val="21"/>
               </w:rPr>
             </w:pPr>
             <w:r>
               <w:rPr>
-                <w:rFonts w:ascii="Times New Roman" w:eastAsia="黑体" w:hAnsi="Times New Roman" w:cs="Times New Roman"/>
+                <w:rFonts w:eastAsia="黑体"/>
                 <w:kern w:val="0"/>
                 <w:szCs w:val="21"/>
               </w:rPr>
@@ -7330,14 +7320,14 @@
               <w:ind w:left="315" w:hangingChars="150" w:hanging="315"/>
               <w:jc w:val="left"/>
               <w:rPr>
-                <w:rFonts w:ascii="Times New Roman" w:eastAsia="黑体" w:hAnsi="Times New Roman" w:cs="Times New Roman"/>
+                <w:rFonts w:eastAsia="黑体"/>
                 <w:kern w:val="0"/>
                 <w:szCs w:val="21"/>
               </w:rPr>
             </w:pPr>
             <w:r>
               <w:rPr>
-                <w:rFonts w:ascii="Times New Roman" w:eastAsia="黑体" w:hAnsi="Times New Roman" w:cs="Times New Roman"/>
+                <w:rFonts w:eastAsia="黑体"/>
                 <w:kern w:val="0"/>
                 <w:szCs w:val="21"/>
               </w:rPr>
@@ -7552,7 +7542,6 @@
         <w:rPr>
           <w:rFonts w:ascii="宋体" w:eastAsia="宋体" w:hAnsi="宋体" w:cs="宋体" w:hint="eastAsia"/>
         </w:rPr>
-        <w:lastRenderedPageBreak/>
         <w:t>②</w:t>
       </w:r>
       <w:r>
@@ -9408,10 +9397,6 @@
 </file>
 
 <file path=customXml/item1.xml><?xml version="1.0" encoding="utf-8"?>
-<b:Sources xmlns:b="http://schemas.openxmlformats.org/officeDocument/2006/bibliography" xmlns="http://schemas.openxmlformats.org/officeDocument/2006/bibliography" SelectedStyle="\APA.XSL" StyleName="APA"/>
-</file>
-
-<file path=customXml/item2.xml><?xml version="1.0" encoding="utf-8"?>
 <s:customData xmlns="http://www.wps.cn/officeDocument/2013/wpsCustomData" xmlns:s="http://www.wps.cn/officeDocument/2013/wpsCustomData">
   <customSectProps/>
   <customShpExts>
@@ -9420,18 +9405,22 @@
 </s:customData>
 </file>
 
+<file path=customXml/item2.xml><?xml version="1.0" encoding="utf-8"?>
+<b:Sources xmlns:b="http://schemas.openxmlformats.org/officeDocument/2006/bibliography" xmlns="http://schemas.openxmlformats.org/officeDocument/2006/bibliography" SelectedStyle="\APA.XSL" StyleName="APA"/>
+</file>
+
 <file path=customXml/itemProps1.xml><?xml version="1.0" encoding="utf-8"?>
+<ds:datastoreItem xmlns:ds="http://schemas.openxmlformats.org/officeDocument/2006/customXml" ds:itemID="{B1977F7D-205B-4081-913C-38D41E755F92}">
+  <ds:schemaRefs>
+    <ds:schemaRef ds:uri="http://www.wps.cn/officeDocument/2013/wpsCustomData"/>
+  </ds:schemaRefs>
+</ds:datastoreItem>
+</file>
+
+<file path=customXml/itemProps2.xml><?xml version="1.0" encoding="utf-8"?>
 <ds:datastoreItem xmlns:ds="http://schemas.openxmlformats.org/officeDocument/2006/customXml" ds:itemID="{0E798019-D9DA-4148-8768-905599865BAA}">
   <ds:schemaRefs>
     <ds:schemaRef ds:uri="http://schemas.openxmlformats.org/officeDocument/2006/bibliography"/>
   </ds:schemaRefs>
 </ds:datastoreItem>
-</file>
-
-<file path=customXml/itemProps2.xml><?xml version="1.0" encoding="utf-8"?>
-<ds:datastoreItem xmlns:ds="http://schemas.openxmlformats.org/officeDocument/2006/customXml" ds:itemID="{B1977F7D-205B-4081-913C-38D41E755F92}">
-  <ds:schemaRefs>
-    <ds:schemaRef ds:uri="http://www.wps.cn/officeDocument/2013/wpsCustomData"/>
-  </ds:schemaRefs>
-</ds:datastoreItem>
 </file>